--- a/Отчёт.docx
+++ b/Отчёт.docx
@@ -848,7 +848,7 @@
               <w14:ligatures w14:val="standardContextual"/>
             </w:rPr>
           </w:pPr>
-          <w:hyperlink w:anchor="_Toc242719632" w:history="1">
+          <w:hyperlink w:anchor="_Toc243170371" w:history="1">
             <w:r>
               <w:rPr>
                 <w:rStyle w:val="a9"/>
@@ -908,7 +908,7 @@
                 <w:noProof/>
                 <w:webHidden/>
               </w:rPr>
-              <w:instrText xml:space="preserve"> PAGEREF _Toc242719632 \h </w:instrText>
+              <w:instrText xml:space="preserve"> PAGEREF _Toc243170371 \h </w:instrText>
             </w:r>
             <w:r>
               <w:rPr>
@@ -954,7 +954,7 @@
               <w14:ligatures w14:val="standardContextual"/>
             </w:rPr>
           </w:pPr>
-          <w:hyperlink w:anchor="_Toc242719633" w:history="1">
+          <w:hyperlink w:anchor="_Toc243170372" w:history="1">
             <w:r>
               <w:rPr>
                 <w:rStyle w:val="a9"/>
@@ -999,7 +999,7 @@
                 <w:noProof/>
                 <w:webHidden/>
               </w:rPr>
-              <w:instrText xml:space="preserve"> PAGEREF _Toc242719633 \h </w:instrText>
+              <w:instrText xml:space="preserve"> PAGEREF _Toc243170372 \h </w:instrText>
             </w:r>
             <w:r>
               <w:rPr>
@@ -1045,7 +1045,7 @@
               <w14:ligatures w14:val="standardContextual"/>
             </w:rPr>
           </w:pPr>
-          <w:hyperlink w:anchor="_Toc242719634" w:history="1">
+          <w:hyperlink w:anchor="_Toc243170373" w:history="1">
             <w:r>
               <w:rPr>
                 <w:rStyle w:val="a9"/>
@@ -1165,7 +1165,7 @@
                 <w:noProof/>
                 <w:webHidden/>
               </w:rPr>
-              <w:instrText xml:space="preserve"> PAGEREF _Toc242719634 \h </w:instrText>
+              <w:instrText xml:space="preserve"> PAGEREF _Toc243170373 \h </w:instrText>
             </w:r>
             <w:r>
               <w:rPr>
@@ -1207,7 +1207,7 @@
               <w14:ligatures w14:val="standardContextual"/>
             </w:rPr>
           </w:pPr>
-          <w:hyperlink w:anchor="_Toc242719635" w:history="1">
+          <w:hyperlink w:anchor="_Toc243170374" w:history="1">
             <w:r>
               <w:rPr>
                 <w:rStyle w:val="a9"/>
@@ -1282,7 +1282,7 @@
                 <w:noProof/>
                 <w:webHidden/>
               </w:rPr>
-              <w:instrText xml:space="preserve"> PAGEREF _Toc242719635 \h </w:instrText>
+              <w:instrText xml:space="preserve"> PAGEREF _Toc243170374 \h </w:instrText>
             </w:r>
             <w:r>
               <w:rPr>
@@ -1324,7 +1324,7 @@
               <w14:ligatures w14:val="standardContextual"/>
             </w:rPr>
           </w:pPr>
-          <w:hyperlink w:anchor="_Toc242719636" w:history="1">
+          <w:hyperlink w:anchor="_Toc243170375" w:history="1">
             <w:r>
               <w:rPr>
                 <w:rStyle w:val="a9"/>
@@ -1399,7 +1399,7 @@
                 <w:noProof/>
                 <w:webHidden/>
               </w:rPr>
-              <w:instrText xml:space="preserve"> PAGEREF _Toc242719636 \h </w:instrText>
+              <w:instrText xml:space="preserve"> PAGEREF _Toc243170375 \h </w:instrText>
             </w:r>
             <w:r>
               <w:rPr>
@@ -1445,7 +1445,7 @@
               <w14:ligatures w14:val="standardContextual"/>
             </w:rPr>
           </w:pPr>
-          <w:hyperlink w:anchor="_Toc242719637" w:history="1">
+          <w:hyperlink w:anchor="_Toc243170376" w:history="1">
             <w:r>
               <w:rPr>
                 <w:rStyle w:val="a9"/>
@@ -1505,7 +1505,7 @@
                 <w:noProof/>
                 <w:webHidden/>
               </w:rPr>
-              <w:instrText xml:space="preserve"> PAGEREF _Toc242719637 \h </w:instrText>
+              <w:instrText xml:space="preserve"> PAGEREF _Toc243170376 \h </w:instrText>
             </w:r>
             <w:r>
               <w:rPr>
@@ -1551,7 +1551,7 @@
               <w14:ligatures w14:val="standardContextual"/>
             </w:rPr>
           </w:pPr>
-          <w:hyperlink w:anchor="_Toc242719638" w:history="1">
+          <w:hyperlink w:anchor="_Toc243170377" w:history="1">
             <w:r>
               <w:rPr>
                 <w:rStyle w:val="a9"/>
@@ -1611,7 +1611,7 @@
                 <w:noProof/>
                 <w:webHidden/>
               </w:rPr>
-              <w:instrText xml:space="preserve"> PAGEREF _Toc242719638 \h </w:instrText>
+              <w:instrText xml:space="preserve"> PAGEREF _Toc243170377 \h </w:instrText>
             </w:r>
             <w:r>
               <w:rPr>
@@ -1653,7 +1653,7 @@
               <w14:ligatures w14:val="standardContextual"/>
             </w:rPr>
           </w:pPr>
-          <w:hyperlink w:anchor="_Toc242719639" w:history="1">
+          <w:hyperlink w:anchor="_Toc243170378" w:history="1">
             <w:r>
               <w:rPr>
                 <w:rStyle w:val="a9"/>
@@ -1728,7 +1728,7 @@
                 <w:noProof/>
                 <w:webHidden/>
               </w:rPr>
-              <w:instrText xml:space="preserve"> PAGEREF _Toc242719639 \h </w:instrText>
+              <w:instrText xml:space="preserve"> PAGEREF _Toc243170378 \h </w:instrText>
             </w:r>
             <w:r>
               <w:rPr>
@@ -1770,7 +1770,7 @@
               <w14:ligatures w14:val="standardContextual"/>
             </w:rPr>
           </w:pPr>
-          <w:hyperlink w:anchor="_Toc242719640" w:history="1">
+          <w:hyperlink w:anchor="_Toc243170379" w:history="1">
             <w:r>
               <w:rPr>
                 <w:rStyle w:val="a9"/>
@@ -1845,7 +1845,7 @@
                 <w:noProof/>
                 <w:webHidden/>
               </w:rPr>
-              <w:instrText xml:space="preserve"> PAGEREF _Toc242719640 \h </w:instrText>
+              <w:instrText xml:space="preserve"> PAGEREF _Toc243170379 \h </w:instrText>
             </w:r>
             <w:r>
               <w:rPr>
@@ -1866,79 +1866,6 @@
                 <w:webHidden/>
               </w:rPr>
               <w:t>10</w:t>
-            </w:r>
-            <w:r>
-              <w:rPr>
-                <w:noProof/>
-                <w:webHidden/>
-              </w:rPr>
-              <w:fldChar w:fldCharType="end"/>
-            </w:r>
-          </w:hyperlink>
-        </w:p>
-        <w:p>
-          <w:pPr>
-            <w:pStyle w:val="11"/>
-            <w:tabs>
-              <w:tab w:val="right" w:leader="dot" w:pos="9628"/>
-            </w:tabs>
-            <w:rPr>
-              <w:rFonts w:asciiTheme="minorHAnsi" w:eastAsiaTheme="minorEastAsia" w:hAnsiTheme="minorHAnsi" w:cstheme="minorBidi"/>
-              <w:noProof/>
-              <w:kern w:val="2"/>
-              <w:sz w:val="24"/>
-              <w14:ligatures w14:val="standardContextual"/>
-            </w:rPr>
-          </w:pPr>
-          <w:hyperlink w:anchor="_Toc242719641" w:history="1">
-            <w:r>
-              <w:rPr>
-                <w:rStyle w:val="a9"/>
-                <w:rFonts w:hint="eastAsia"/>
-                <w:noProof/>
-              </w:rPr>
-              <w:t>Вывод</w:t>
-            </w:r>
-            <w:r>
-              <w:rPr>
-                <w:noProof/>
-                <w:webHidden/>
-              </w:rPr>
-              <w:tab/>
-            </w:r>
-            <w:r>
-              <w:rPr>
-                <w:noProof/>
-                <w:webHidden/>
-              </w:rPr>
-              <w:fldChar w:fldCharType="begin"/>
-            </w:r>
-            <w:r>
-              <w:rPr>
-                <w:noProof/>
-                <w:webHidden/>
-              </w:rPr>
-              <w:instrText xml:space="preserve"> PAGEREF _Toc242719641 \h </w:instrText>
-            </w:r>
-            <w:r>
-              <w:rPr>
-                <w:noProof/>
-                <w:webHidden/>
-              </w:rPr>
-            </w:r>
-            <w:r>
-              <w:rPr>
-                <w:noProof/>
-                <w:webHidden/>
-              </w:rPr>
-              <w:fldChar w:fldCharType="separate"/>
-            </w:r>
-            <w:r>
-              <w:rPr>
-                <w:noProof/>
-                <w:webHidden/>
-              </w:rPr>
-              <w:t>12</w:t>
             </w:r>
             <w:r>
               <w:rPr>
@@ -1956,6 +1883,64 @@
               <w:tab w:val="right" w:leader="dot" w:pos="9628"/>
             </w:tabs>
           </w:pPr>
+          <w:hyperlink w:anchor="_Toc243170380" w:history="1">
+            <w:r>
+              <w:rPr>
+                <w:rStyle w:val="a9"/>
+                <w:rFonts w:hint="eastAsia"/>
+                <w:noProof/>
+              </w:rPr>
+              <w:t>Вывод</w:t>
+            </w:r>
+            <w:r>
+              <w:rPr>
+                <w:noProof/>
+                <w:webHidden/>
+              </w:rPr>
+              <w:tab/>
+            </w:r>
+            <w:r>
+              <w:rPr>
+                <w:noProof/>
+                <w:webHidden/>
+              </w:rPr>
+              <w:fldChar w:fldCharType="begin"/>
+            </w:r>
+            <w:r>
+              <w:rPr>
+                <w:noProof/>
+                <w:webHidden/>
+              </w:rPr>
+              <w:instrText xml:space="preserve"> PAGEREF _Toc243170380 \h </w:instrText>
+            </w:r>
+            <w:r>
+              <w:rPr>
+                <w:noProof/>
+                <w:webHidden/>
+              </w:rPr>
+            </w:r>
+            <w:r>
+              <w:rPr>
+                <w:noProof/>
+                <w:webHidden/>
+              </w:rPr>
+              <w:fldChar w:fldCharType="separate"/>
+            </w:r>
+            <w:r>
+              <w:rPr>
+                <w:noProof/>
+                <w:webHidden/>
+              </w:rPr>
+              <w:t>12</w:t>
+            </w:r>
+            <w:r>
+              <w:rPr>
+                <w:noProof/>
+                <w:webHidden/>
+              </w:rPr>
+              <w:fldChar w:fldCharType="end"/>
+            </w:r>
+          </w:hyperlink>
           <w:r>
             <w:fldChar w:fldCharType="end"/>
           </w:r>
@@ -1981,7 +1966,7 @@
           <w:rFonts w:cs="Times New Roman"/>
         </w:rPr>
       </w:pPr>
-      <w:bookmarkStart w:id="2" w:name="_Toc242719632"/>
+      <w:bookmarkStart w:id="2" w:name="_Toc243170371"/>
       <w:r>
         <w:rPr>
           <w:rFonts w:cs="Times New Roman"/>
@@ -2019,7 +2004,7 @@
           <w:rFonts w:cs="Times New Roman"/>
         </w:rPr>
       </w:pPr>
-      <w:bookmarkStart w:id="3" w:name="_Toc242719633"/>
+      <w:bookmarkStart w:id="3" w:name="_Toc243170372"/>
       <w:r>
         <w:rPr>
           <w:rFonts w:cs="Times New Roman"/>
@@ -2072,7 +2057,7 @@
           <w:rFonts w:cs="Times New Roman"/>
         </w:rPr>
       </w:pPr>
-      <w:bookmarkStart w:id="4" w:name="_Toc242719634"/>
+      <w:bookmarkStart w:id="4" w:name="_Toc243170373"/>
       <w:r>
         <w:rPr>
           <w:rFonts w:cs="Times New Roman"/>
@@ -2120,7 +2105,7 @@
           <w:rFonts w:cs="Times New Roman"/>
         </w:rPr>
       </w:pPr>
-      <w:bookmarkStart w:id="5" w:name="_Toc242719635"/>
+      <w:bookmarkStart w:id="5" w:name="_Toc243170374"/>
       <w:r>
         <w:rPr>
           <w:rFonts w:cs="Times New Roman"/>
@@ -2418,7 +2403,7 @@
         </w:numPr>
         <w:ind w:left="0" w:firstLine="709"/>
       </w:pPr>
-      <w:bookmarkStart w:id="6" w:name="_Toc242719636"/>
+      <w:bookmarkStart w:id="6" w:name="_Toc243170375"/>
       <w:r>
         <w:lastRenderedPageBreak/>
         <w:t>Выбор способа реализации</w:t>
@@ -2531,7 +2516,7 @@
         </w:numPr>
         <w:ind w:left="0" w:firstLine="709"/>
       </w:pPr>
-      <w:bookmarkStart w:id="7" w:name="_Toc242719637"/>
+      <w:bookmarkStart w:id="7" w:name="_Toc243170376"/>
       <w:r>
         <w:lastRenderedPageBreak/>
         <w:t>Разработка программы</w:t>
@@ -2936,7 +2921,7 @@
           <w:rFonts w:cs="Times New Roman"/>
         </w:rPr>
       </w:pPr>
-      <w:bookmarkStart w:id="8" w:name="_Toc242719638"/>
+      <w:bookmarkStart w:id="8" w:name="_Toc243170377"/>
       <w:r>
         <w:rPr>
           <w:rFonts w:cs="Times New Roman"/>
@@ -3008,7 +2993,7 @@
         </w:numPr>
         <w:ind w:left="0" w:firstLine="709"/>
       </w:pPr>
-      <w:bookmarkStart w:id="9" w:name="_Toc242719639"/>
+      <w:bookmarkStart w:id="9" w:name="_Toc243170378"/>
       <w:r>
         <w:t>Проверка лексического анализа</w:t>
       </w:r>
@@ -3063,6 +3048,9 @@
         <w:jc w:val="center"/>
       </w:pPr>
       <w:r>
+        <w:rPr>
+          <w:noProof/>
+        </w:rPr>
         <w:drawing>
           <wp:inline distT="0" distB="0" distL="0" distR="0" wp14:anchorId="46F7B794" wp14:editId="5A6E9A28">
             <wp:extent cx="6120130" cy="1970405"/>
@@ -3142,6 +3130,9 @@
         <w:jc w:val="center"/>
       </w:pPr>
       <w:r>
+        <w:rPr>
+          <w:noProof/>
+        </w:rPr>
         <w:lastRenderedPageBreak/>
         <w:drawing>
           <wp:inline distT="0" distB="0" distL="0" distR="0" wp14:anchorId="438459F6" wp14:editId="75E93C3A">
@@ -3206,7 +3197,7 @@
         </w:numPr>
         <w:ind w:left="0" w:firstLine="709"/>
       </w:pPr>
-      <w:bookmarkStart w:id="10" w:name="_Toc242719640"/>
+      <w:bookmarkStart w:id="10" w:name="_Toc243170379"/>
       <w:r>
         <w:t>Проверка синтаксического анализа</w:t>
       </w:r>
@@ -3240,6 +3231,9 @@
         <w:jc w:val="center"/>
       </w:pPr>
       <w:r>
+        <w:rPr>
+          <w:noProof/>
+        </w:rPr>
         <w:drawing>
           <wp:inline distT="0" distB="0" distL="0" distR="0" wp14:anchorId="4056BBEB" wp14:editId="14304F76">
             <wp:extent cx="6120130" cy="674370"/>
@@ -3320,6 +3314,9 @@
         <w:jc w:val="center"/>
       </w:pPr>
       <w:r>
+        <w:rPr>
+          <w:noProof/>
+        </w:rPr>
         <w:drawing>
           <wp:inline distT="0" distB="0" distL="0" distR="0" wp14:anchorId="46FD1CB5" wp14:editId="7254EFB3">
             <wp:extent cx="6120130" cy="772795"/>
@@ -3740,7 +3737,7 @@
         <w:ind w:firstLine="0"/>
         <w:jc w:val="center"/>
       </w:pPr>
-      <w:bookmarkStart w:id="11" w:name="_Toc242719641"/>
+      <w:bookmarkStart w:id="11" w:name="_Toc243170380"/>
       <w:r>
         <w:lastRenderedPageBreak/>
         <w:t>Вывод</w:t>
